--- a/public/uploads/swakelola/sppg/B. 5. BA Pembahasan Persiapan Swakelola Administrasi SPPG.docx
+++ b/public/uploads/swakelola/sppg/B. 5. BA Pembahasan Persiapan Swakelola Administrasi SPPG.docx
@@ -4,42 +4,47 @@
   <w:body>
     <w:p>
       <w:pPr>
-        <w:spacing w:before="0" w:after="40"/>
+        <w:spacing w:before="0" w:after="200" w:line="240" w:lineRule="auto"/>
         <w:jc w:val="center"/>
       </w:pPr>
       <w:r>
-        <w:rPr>
-          <w:rFonts w:ascii="Arial" w:hAnsi="Arial"/>
-          <w:b/>
-          <w:sz w:val="22"/>
-        </w:rPr>
-        <w:t>KEMENTERIAN PEKERJAAN UMUM</w:t>
-        <w:br/>
-        <w:t>DIREKTORAT JENDERAL PRASARANA STRATEGIS</w:t>
-        <w:br/>
-        <w:t>SATUAN KERJA PELAKSANAAN PRASARANA STRATEGIS RIAU</w:t>
-        <w:br/>
+        <w:drawing>
+          <wp:inline xmlns:a="http://schemas.openxmlformats.org/drawingml/2006/main" xmlns:pic="http://schemas.openxmlformats.org/drawingml/2006/picture">
+            <wp:extent cx="5940000" cy="876504"/>
+            <wp:docPr id="1" name="Picture 1"/>
+            <wp:cNvGraphicFramePr>
+              <a:graphicFrameLocks noChangeAspect="1"/>
+            </wp:cNvGraphicFramePr>
+            <a:graphic>
+              <a:graphicData uri="http://schemas.openxmlformats.org/drawingml/2006/picture">
+                <pic:pic>
+                  <pic:nvPicPr>
+                    <pic:cNvPr id="0" name="1775466518_6770018a33b3f91eebd0.png"/>
+                    <pic:cNvPicPr/>
+                  </pic:nvPicPr>
+                  <pic:blipFill>
+                    <a:blip r:embed="rId9"/>
+                    <a:stretch>
+                      <a:fillRect/>
+                    </a:stretch>
+                  </pic:blipFill>
+                  <pic:spPr>
+                    <a:xfrm>
+                      <a:off x="0" y="0"/>
+                      <a:ext cx="5940000" cy="876504"/>
+                    </a:xfrm>
+                    <a:prstGeom prst="rect"/>
+                  </pic:spPr>
+                </pic:pic>
+              </a:graphicData>
+            </a:graphic>
+          </wp:inline>
+        </w:drawing>
       </w:r>
     </w:p>
     <w:p>
       <w:pPr>
-        <w:spacing w:before="0" w:after="160"/>
-        <w:jc w:val="center"/>
-      </w:pPr>
-      <w:r>
-        <w:rPr>
-          <w:rFonts w:ascii="Arial" w:hAnsi="Arial"/>
-          <w:color w:val="787878"/>
-          <w:sz w:val="17"/>
-        </w:rPr>
-        <w:t>Jalan Bakti, Ruko Komplek Mutiara Asri Garden, Sidomulyo Timur, Marpoyan Damai, Pekanbaru</w:t>
-        <w:br/>
-        <w:t>—————————————————————————————————————————————————————————————————</w:t>
-      </w:r>
-    </w:p>
-    <w:p>
-      <w:pPr>
-        <w:spacing w:before="160" w:after="200"/>
+        <w:spacing w:before="40" w:after="40" w:line="276" w:lineRule="auto"/>
         <w:jc w:val="center"/>
       </w:pPr>
       <w:r>
@@ -49,119 +54,144 @@
           <w:sz w:val="23"/>
         </w:rPr>
         <w:t>BERITA ACARA PEMBAHASAN HASIL PERSIAPAN KEGIATAN SWAKELOLA</w:t>
-        <w:br/>
       </w:r>
+    </w:p>
+    <w:p>
+      <w:pPr>
+        <w:spacing w:before="0" w:after="40" w:line="276" w:lineRule="auto"/>
+        <w:jc w:val="center"/>
+      </w:pPr>
       <w:r>
         <w:rPr>
           <w:rFonts w:ascii="Arial" w:hAnsi="Arial"/>
           <w:b/>
-          <w:sz w:val="23"/>
+          <w:sz w:val="22"/>
         </w:rPr>
         <w:t>ADMINISTRASI KEGIATAN PEMBANGUNAN GEDUNG SPPG PROVINSI RIAU</w:t>
-        <w:br/>
       </w:r>
+    </w:p>
+    <w:p>
+      <w:pPr>
+        <w:spacing w:before="0" w:after="40" w:line="276" w:lineRule="auto"/>
+        <w:jc w:val="center"/>
+      </w:pPr>
       <w:r>
         <w:rPr>
           <w:rFonts w:ascii="Arial" w:hAnsi="Arial"/>
           <w:b/>
-          <w:sz w:val="23"/>
+          <w:sz w:val="22"/>
+        </w:rPr>
+        <w:t>TAHUN ANGGARAN 2025</w:t>
+      </w:r>
+    </w:p>
+    <w:p>
+      <w:pPr>
+        <w:spacing w:before="40" w:after="200" w:line="276" w:lineRule="auto"/>
+        <w:jc w:val="center"/>
+      </w:pPr>
+      <w:r>
+        <w:rPr>
+          <w:rFonts w:ascii="Arial" w:hAnsi="Arial"/>
+          <w:b/>
+          <w:sz w:val="21"/>
         </w:rPr>
         <w:t>NOMOR : 01/BA-PERSIAPAN/SWK-SPPG/2025</w:t>
       </w:r>
     </w:p>
     <w:p>
+      <w:pPr>
+        <w:spacing w:before="0" w:after="120" w:line="300" w:lineRule="auto"/>
+        <w:jc w:val="both"/>
+      </w:pPr>
       <w:r>
         <w:rPr>
           <w:rFonts w:ascii="Arial" w:hAnsi="Arial"/>
-          <w:sz w:val="19"/>
+          <w:b w:val="0"/>
+          <w:sz w:val="21"/>
         </w:rPr>
-        <w:t>Pada hari ini, Kamis tanggal Dua Puluh Lima bulan September tahun Dua Ribu Dua Puluh Lima (25-09-2025), bertempat di Kantor Satuan Kerja Pelaksanaan Prasarana Strategis Riau, telah dilaksanakan Rapat Pembahasan Hasil Persiapan Kegiatan Swakelola untuk paket pekerjaan:</w:t>
-        <w:br/>
-        <w:br/>
-        <w:t>Nama Pekerjaan   : Administrasi Kegiatan Pembangunan Gedung SPPG Provinsi Riau</w:t>
-        <w:br/>
-        <w:t>Kode Anggaran    : 06.691285.GM.7717.CBI.001.900.A</w:t>
-        <w:br/>
-        <w:t>Pagu Alokasi     : Rp 413.000.000,- (APBN TA 2025)</w:t>
-        <w:br/>
-        <w:t>Penyelenggara    : Tim Swakelola Tipe I Satker PPS Riau</w:t>
-        <w:br/>
-        <w:br/>
-        <w:t>Hasil Pembahasan Persiapan menyepakati hal-hal sebagai berikut:</w:t>
-        <w:br/>
-        <w:t>1. KAK Final dan RAB Rinci telah ditelaah bersama antara PPK, Tim Persiapan, Tim Pelaksana, dan Tim Pengawas, serta dinyatakan sesuai dengan target sasaran.</w:t>
-        <w:br/>
-        <w:t>2. Rencana kebutuhan belanja bahan berupa ATK dan supplies komputer dialokasikan untuk menunjang pencatatan dan pelaporan administrasi SPPG.</w:t>
-        <w:br/>
-        <w:t>3. Rencana perjalanan dinas monitoring ke lokasi pembangunan SPPG di Kabupaten Kampar, Kota Dumai, dan Kabupaten Siak dilaksanakan sesuai jadwal kebutuhan riil di lapangan.</w:t>
-        <w:br/>
-        <w:t>4. Tim Pelaksana berkewajiban menyampaikan laporan berkala kemajuan kegiatan dan penggunaan anggaran secara tertib dan akuntabel kepada PPK.</w:t>
-        <w:br/>
-        <w:t>5. Tim Pengawas berkewajiban melakukan reviu dan verifikasi atas bukti-bukti pengeluaran dan capaian fisik kegiatan.</w:t>
-        <w:br/>
-        <w:br/>
-        <w:t>Demikian Berita Acara ini dibuat dan ditandatangani untuk dipergunakan sebagaimana mestinya.</w:t>
+        <w:t>Pada hari ini, Kamis tanggal Dua Puluh Lima bulan September tahun Dua Ribu Dua Puluh Lima (25-09-2025), bertempat di Ruang Rapat Kantor Satuan Kerja Pelaksanaan Prasarana Strategis Riau, kami yang bertanda tangan di bawah ini Pejabat Pembuat Komitmen (PPK), Tim Persiapan, Tim Pelaksana, dan Tim Pengawas telah melaksanakan rapat pembahasan hasil persiapan penyelenggaraan Swakelola Tipe I untuk paket kegiatan Administrasi Kegiatan Pembangunan Gedung SPPG Provinsi Riau Tahun Anggaran 2025.</w:t>
       </w:r>
     </w:p>
     <w:p>
       <w:pPr>
-        <w:spacing w:before="280" w:after="80"/>
-        <w:jc w:val="right"/>
+        <w:keepNext/>
+        <w:spacing w:before="160" w:after="80"/>
+        <w:jc w:val="left"/>
       </w:pPr>
       <w:r>
         <w:rPr>
           <w:rFonts w:ascii="Arial" w:hAnsi="Arial"/>
-          <w:sz w:val="20"/>
+          <w:b/>
+          <w:sz w:val="21"/>
         </w:rPr>
-        <w:t>Pekanbaru, 25 September 2025</w:t>
+        <w:t>I. RUANG LINGKUP PEMBAHASAN</w:t>
       </w:r>
     </w:p>
     <w:tbl>
       <w:tblPr>
         <w:tblW w:type="auto" w:w="0"/>
         <w:jc w:val="center"/>
+        <w:tblLayout w:type="fixed"/>
         <w:tblLook w:firstColumn="1" w:firstRow="1" w:lastColumn="0" w:lastRow="0" w:noHBand="0" w:noVBand="1" w:val="04A0"/>
+        <w:tblBorders>
+          <w:top w:val="none" w:sz="0" w:space="0" w:color="auto"/>
+          <w:left w:val="none" w:sz="0" w:space="0" w:color="auto"/>
+          <w:bottom w:val="none" w:sz="0" w:space="0" w:color="auto"/>
+          <w:right w:val="none" w:sz="0" w:space="0" w:color="auto"/>
+          <w:insideH w:val="none" w:sz="0" w:space="0" w:color="auto"/>
+          <w:insideV w:val="none" w:sz="0" w:space="0" w:color="auto"/>
+        </w:tblBorders>
       </w:tblPr>
       <w:tblGrid>
-        <w:gridCol w:w="4608"/>
-        <w:gridCol w:w="4608"/>
+        <w:gridCol w:w="4677"/>
+        <w:gridCol w:w="4677"/>
       </w:tblGrid>
       <w:tr>
         <w:tc>
           <w:tcPr>
-            <w:tcW w:type="dxa" w:w="4320"/>
+            <w:tcW w:type="dxa" w:w="425"/>
+            <w:tcMar>
+              <w:top w:w="40" w:type="dxa"/>
+              <w:bottom w:w="40" w:type="dxa"/>
+              <w:left w:w="20" w:type="dxa"/>
+              <w:right w:w="40" w:type="dxa"/>
+            </w:tcMar>
           </w:tcPr>
           <w:p>
             <w:pPr>
-              <w:jc w:val="center"/>
+              <w:spacing w:before="0" w:after="40" w:line="288" w:lineRule="auto"/>
+              <w:jc w:val="left"/>
             </w:pPr>
             <w:r>
               <w:rPr>
                 <w:rFonts w:ascii="Arial" w:hAnsi="Arial"/>
-                <w:b/>
-                <w:sz w:val="20"/>
+                <w:sz w:val="21"/>
               </w:rPr>
-              <w:t>Ketua Tim Persiapan</w:t>
+              <w:t>1.</w:t>
             </w:r>
           </w:p>
         </w:tc>
         <w:tc>
           <w:tcPr>
-            <w:tcW w:type="dxa" w:w="4320"/>
+            <w:tcW w:type="dxa" w:w="8929"/>
+            <w:tcMar>
+              <w:top w:w="40" w:type="dxa"/>
+              <w:bottom w:w="40" w:type="dxa"/>
+              <w:left w:w="20" w:type="dxa"/>
+              <w:right w:w="20" w:type="dxa"/>
+            </w:tcMar>
           </w:tcPr>
           <w:p>
             <w:pPr>
-              <w:jc w:val="center"/>
+              <w:spacing w:before="0" w:after="40" w:line="288" w:lineRule="auto"/>
+              <w:jc w:val="both"/>
             </w:pPr>
             <w:r>
               <w:rPr>
                 <w:rFonts w:ascii="Arial" w:hAnsi="Arial"/>
-                <w:b/>
-                <w:sz w:val="20"/>
+                <w:sz w:val="21"/>
               </w:rPr>
-              <w:t>Pejabat Pembuat Komitmen</w:t>
-              <w:br/>
-              <w:t>Pelaksanaan Prasarana Strategis</w:t>
+              <w:t>Penelaahan kesesuaian Kerangka Acuan Kerja (KAK) dan Rencana Anggaran Biaya (RAB) terhadap alokasi DIPA/POK Tahun Anggaran 2025 sebesar Rp 413.000.000,-;</w:t>
             </w:r>
           </w:p>
         </w:tc>
@@ -169,57 +199,893 @@
       <w:tr>
         <w:tc>
           <w:tcPr>
-            <w:tcW w:type="dxa" w:w="4320"/>
+            <w:tcW w:type="dxa" w:w="425"/>
+            <w:tcMar>
+              <w:top w:w="40" w:type="dxa"/>
+              <w:bottom w:w="40" w:type="dxa"/>
+              <w:left w:w="20" w:type="dxa"/>
+              <w:right w:w="40" w:type="dxa"/>
+            </w:tcMar>
           </w:tcPr>
           <w:p>
             <w:pPr>
+              <w:spacing w:before="0" w:after="40" w:line="288" w:lineRule="auto"/>
+              <w:jc w:val="left"/>
+            </w:pPr>
+            <w:r>
+              <w:rPr>
+                <w:rFonts w:ascii="Arial" w:hAnsi="Arial"/>
+                <w:sz w:val="21"/>
+              </w:rPr>
+              <w:t>2.</w:t>
+            </w:r>
+          </w:p>
+        </w:tc>
+        <w:tc>
+          <w:tcPr>
+            <w:tcW w:type="dxa" w:w="8929"/>
+            <w:tcMar>
+              <w:top w:w="40" w:type="dxa"/>
+              <w:bottom w:w="40" w:type="dxa"/>
+              <w:left w:w="20" w:type="dxa"/>
+              <w:right w:w="20" w:type="dxa"/>
+            </w:tcMar>
+          </w:tcPr>
+          <w:p>
+            <w:pPr>
+              <w:spacing w:before="0" w:after="40" w:line="288" w:lineRule="auto"/>
+              <w:jc w:val="both"/>
+            </w:pPr>
+            <w:r>
+              <w:rPr>
+                <w:rFonts w:ascii="Arial" w:hAnsi="Arial"/>
+                <w:sz w:val="21"/>
+              </w:rPr>
+              <w:t>Penetapan jadwal pelaksanaan kegiatan selama 4 (empat) bulan terhitung sejak bulan September sampai dengan Desember 2025;</w:t>
+            </w:r>
+          </w:p>
+        </w:tc>
+      </w:tr>
+      <w:tr>
+        <w:tc>
+          <w:tcPr>
+            <w:tcW w:type="dxa" w:w="425"/>
+            <w:tcMar>
+              <w:top w:w="40" w:type="dxa"/>
+              <w:bottom w:w="40" w:type="dxa"/>
+              <w:left w:w="20" w:type="dxa"/>
+              <w:right w:w="40" w:type="dxa"/>
+            </w:tcMar>
+          </w:tcPr>
+          <w:p>
+            <w:pPr>
+              <w:spacing w:before="0" w:after="40" w:line="288" w:lineRule="auto"/>
+              <w:jc w:val="left"/>
+            </w:pPr>
+            <w:r>
+              <w:rPr>
+                <w:rFonts w:ascii="Arial" w:hAnsi="Arial"/>
+                <w:sz w:val="21"/>
+              </w:rPr>
+              <w:t>3.</w:t>
+            </w:r>
+          </w:p>
+        </w:tc>
+        <w:tc>
+          <w:tcPr>
+            <w:tcW w:type="dxa" w:w="8929"/>
+            <w:tcMar>
+              <w:top w:w="40" w:type="dxa"/>
+              <w:bottom w:w="40" w:type="dxa"/>
+              <w:left w:w="20" w:type="dxa"/>
+              <w:right w:w="20" w:type="dxa"/>
+            </w:tcMar>
+          </w:tcPr>
+          <w:p>
+            <w:pPr>
+              <w:spacing w:before="0" w:after="40" w:line="288" w:lineRule="auto"/>
+              <w:jc w:val="both"/>
+            </w:pPr>
+            <w:r>
+              <w:rPr>
+                <w:rFonts w:ascii="Arial" w:hAnsi="Arial"/>
+                <w:sz w:val="21"/>
+              </w:rPr>
+              <w:t>Penelaahan daftar kebutuhan tenaga kerja/personel, bahan habis pakai (ATK dan computer supplies), serta rencana penugasan perjalanan dinas luar kota dan dalam kota;</w:t>
+            </w:r>
+          </w:p>
+        </w:tc>
+      </w:tr>
+      <w:tr>
+        <w:tc>
+          <w:tcPr>
+            <w:tcW w:type="dxa" w:w="425"/>
+            <w:tcMar>
+              <w:top w:w="40" w:type="dxa"/>
+              <w:bottom w:w="40" w:type="dxa"/>
+              <w:left w:w="20" w:type="dxa"/>
+              <w:right w:w="40" w:type="dxa"/>
+            </w:tcMar>
+          </w:tcPr>
+          <w:p>
+            <w:pPr>
+              <w:spacing w:before="0" w:after="40" w:line="288" w:lineRule="auto"/>
+              <w:jc w:val="left"/>
+            </w:pPr>
+            <w:r>
+              <w:rPr>
+                <w:rFonts w:ascii="Arial" w:hAnsi="Arial"/>
+                <w:sz w:val="21"/>
+              </w:rPr>
+              <w:t>4.</w:t>
+            </w:r>
+          </w:p>
+        </w:tc>
+        <w:tc>
+          <w:tcPr>
+            <w:tcW w:type="dxa" w:w="8929"/>
+            <w:tcMar>
+              <w:top w:w="40" w:type="dxa"/>
+              <w:bottom w:w="40" w:type="dxa"/>
+              <w:left w:w="20" w:type="dxa"/>
+              <w:right w:w="20" w:type="dxa"/>
+            </w:tcMar>
+          </w:tcPr>
+          <w:p>
+            <w:pPr>
+              <w:spacing w:before="0" w:after="40" w:line="288" w:lineRule="auto"/>
+              <w:jc w:val="both"/>
+            </w:pPr>
+            <w:r>
+              <w:rPr>
+                <w:rFonts w:ascii="Arial" w:hAnsi="Arial"/>
+                <w:sz w:val="21"/>
+              </w:rPr>
+              <w:t>Penetapan mekanisme pengawasan berkala, dokumentasi pelaksanaan, serta tata cara pertanggungjawaban keuangan dan perpajakan.</w:t>
+            </w:r>
+          </w:p>
+        </w:tc>
+      </w:tr>
+    </w:tbl>
+    <w:p>
+      <w:pPr>
+        <w:spacing w:before="0" w:after="80"/>
+      </w:pPr>
+    </w:p>
+    <w:p>
+      <w:pPr>
+        <w:keepNext/>
+        <w:spacing w:before="160" w:after="80"/>
+        <w:jc w:val="left"/>
+      </w:pPr>
+      <w:r>
+        <w:rPr>
+          <w:rFonts w:ascii="Arial" w:hAnsi="Arial"/>
+          <w:b/>
+          <w:sz w:val="21"/>
+        </w:rPr>
+        <w:t>II. HASIL KESEPAKATAN PEMBAHASAN</w:t>
+      </w:r>
+    </w:p>
+    <w:tbl>
+      <w:tblPr>
+        <w:tblW w:type="auto" w:w="0"/>
+        <w:jc w:val="center"/>
+        <w:tblLayout w:type="fixed"/>
+        <w:tblLook w:firstColumn="1" w:firstRow="1" w:lastColumn="0" w:lastRow="0" w:noHBand="0" w:noVBand="1" w:val="04A0"/>
+        <w:tblBorders>
+          <w:top w:val="single" w:sz="4" w:space="0" w:color="444444"/>
+          <w:left w:val="single" w:sz="4" w:space="0" w:color="444444"/>
+          <w:bottom w:val="single" w:sz="4" w:space="0" w:color="444444"/>
+          <w:right w:val="single" w:sz="4" w:space="0" w:color="444444"/>
+          <w:insideH w:val="single" w:sz="4" w:space="0" w:color="444444"/>
+          <w:insideV w:val="single" w:sz="4" w:space="0" w:color="444444"/>
+        </w:tblBorders>
+      </w:tblPr>
+      <w:tblGrid>
+        <w:gridCol w:w="2338"/>
+        <w:gridCol w:w="2338"/>
+        <w:gridCol w:w="2338"/>
+        <w:gridCol w:w="2338"/>
+      </w:tblGrid>
+      <w:tr>
+        <w:trPr>
+          <w:tblHeader/>
+          <w:cantSplit/>
+        </w:trPr>
+        <w:tc>
+          <w:tcPr>
+            <w:tcW w:type="dxa" w:w="510"/>
+            <w:vAlign w:val="center"/>
+            <w:shd w:fill="D9E2F3"/>
+            <w:tcMar>
+              <w:top w:w="90" w:type="dxa"/>
+              <w:bottom w:w="90" w:type="dxa"/>
+              <w:left w:w="110" w:type="dxa"/>
+              <w:right w:w="110" w:type="dxa"/>
+            </w:tcMar>
+          </w:tcPr>
+          <w:p>
+            <w:pPr>
+              <w:spacing w:before="0" w:after="0" w:line="276" w:lineRule="auto"/>
               <w:jc w:val="center"/>
             </w:pPr>
             <w:r>
               <w:rPr>
                 <w:rFonts w:ascii="Arial" w:hAnsi="Arial"/>
                 <w:b/>
-                <w:sz w:val="20"/>
+                <w:sz w:val="19"/>
               </w:rPr>
-              <w:br/>
-              <w:br/>
-              <w:br/>
-              <w:br/>
-              <w:t>Nurulia Sefriandari, S.T.</w:t>
-              <w:br/>
-              <w:t>NIP. -</w:t>
+              <w:t>No.</w:t>
             </w:r>
           </w:p>
         </w:tc>
         <w:tc>
           <w:tcPr>
-            <w:tcW w:type="dxa" w:w="4320"/>
+            <w:tcW w:type="dxa" w:w="2154"/>
+            <w:vAlign w:val="center"/>
+            <w:shd w:fill="D9E2F3"/>
+            <w:tcMar>
+              <w:top w:w="90" w:type="dxa"/>
+              <w:bottom w:w="90" w:type="dxa"/>
+              <w:left w:w="110" w:type="dxa"/>
+              <w:right w:w="110" w:type="dxa"/>
+            </w:tcMar>
           </w:tcPr>
           <w:p>
             <w:pPr>
+              <w:spacing w:before="0" w:after="0" w:line="276" w:lineRule="auto"/>
               <w:jc w:val="center"/>
             </w:pPr>
             <w:r>
               <w:rPr>
                 <w:rFonts w:ascii="Arial" w:hAnsi="Arial"/>
                 <w:b/>
-                <w:sz w:val="20"/>
+                <w:sz w:val="19"/>
               </w:rPr>
+              <w:t>Aspek Pembahasan</w:t>
+            </w:r>
+          </w:p>
+        </w:tc>
+        <w:tc>
+          <w:tcPr>
+            <w:tcW w:type="dxa" w:w="4649"/>
+            <w:vAlign w:val="center"/>
+            <w:shd w:fill="D9E2F3"/>
+            <w:tcMar>
+              <w:top w:w="90" w:type="dxa"/>
+              <w:bottom w:w="90" w:type="dxa"/>
+              <w:left w:w="110" w:type="dxa"/>
+              <w:right w:w="110" w:type="dxa"/>
+            </w:tcMar>
+          </w:tcPr>
+          <w:p>
+            <w:pPr>
+              <w:spacing w:before="0" w:after="0" w:line="276" w:lineRule="auto"/>
+              <w:jc w:val="center"/>
+            </w:pPr>
+            <w:r>
+              <w:rPr>
+                <w:rFonts w:ascii="Arial" w:hAnsi="Arial"/>
+                <w:b/>
+                <w:sz w:val="19"/>
+              </w:rPr>
+              <w:t>Hasil Kesepakatan dan Tindak Lanjut</w:t>
+            </w:r>
+          </w:p>
+        </w:tc>
+        <w:tc>
+          <w:tcPr>
+            <w:tcW w:type="dxa" w:w="2041"/>
+            <w:vAlign w:val="center"/>
+            <w:shd w:fill="D9E2F3"/>
+            <w:tcMar>
+              <w:top w:w="90" w:type="dxa"/>
+              <w:bottom w:w="90" w:type="dxa"/>
+              <w:left w:w="110" w:type="dxa"/>
+              <w:right w:w="110" w:type="dxa"/>
+            </w:tcMar>
+          </w:tcPr>
+          <w:p>
+            <w:pPr>
+              <w:spacing w:before="0" w:after="0" w:line="276" w:lineRule="auto"/>
+              <w:jc w:val="center"/>
+            </w:pPr>
+            <w:r>
+              <w:rPr>
+                <w:rFonts w:ascii="Arial" w:hAnsi="Arial"/>
+                <w:b/>
+                <w:sz w:val="19"/>
+              </w:rPr>
+              <w:t>Penanggung Jawab</w:t>
+            </w:r>
+          </w:p>
+        </w:tc>
+      </w:tr>
+      <w:tr>
+        <w:trPr>
+          <w:cantSplit/>
+        </w:trPr>
+        <w:tc>
+          <w:tcPr>
+            <w:tcW w:type="dxa" w:w="510"/>
+            <w:vAlign w:val="center"/>
+            <w:tcMar>
+              <w:top w:w="75" w:type="dxa"/>
+              <w:bottom w:w="75" w:type="dxa"/>
+              <w:left w:w="110" w:type="dxa"/>
+              <w:right w:w="110" w:type="dxa"/>
+            </w:tcMar>
+          </w:tcPr>
+          <w:p>
+            <w:pPr>
+              <w:spacing w:before="0" w:after="0" w:line="276" w:lineRule="auto"/>
+              <w:jc w:val="center"/>
+            </w:pPr>
+            <w:r>
+              <w:rPr>
+                <w:rFonts w:ascii="Arial" w:hAnsi="Arial"/>
+                <w:b w:val="0"/>
+                <w:sz w:val="19"/>
+              </w:rPr>
+              <w:t>1</w:t>
+            </w:r>
+          </w:p>
+        </w:tc>
+        <w:tc>
+          <w:tcPr>
+            <w:tcW w:type="dxa" w:w="2154"/>
+            <w:vAlign w:val="center"/>
+            <w:tcMar>
+              <w:top w:w="75" w:type="dxa"/>
+              <w:bottom w:w="75" w:type="dxa"/>
+              <w:left w:w="110" w:type="dxa"/>
+              <w:right w:w="110" w:type="dxa"/>
+            </w:tcMar>
+          </w:tcPr>
+          <w:p>
+            <w:pPr>
+              <w:spacing w:before="0" w:after="0" w:line="276" w:lineRule="auto"/>
+              <w:jc w:val="left"/>
+            </w:pPr>
+            <w:r>
+              <w:rPr>
+                <w:rFonts w:ascii="Arial" w:hAnsi="Arial"/>
+                <w:b w:val="0"/>
+                <w:sz w:val="19"/>
+              </w:rPr>
+              <w:t>KAK dan RAB Final</w:t>
+            </w:r>
+          </w:p>
+        </w:tc>
+        <w:tc>
+          <w:tcPr>
+            <w:tcW w:type="dxa" w:w="4649"/>
+            <w:vAlign w:val="center"/>
+            <w:tcMar>
+              <w:top w:w="75" w:type="dxa"/>
+              <w:bottom w:w="75" w:type="dxa"/>
+              <w:left w:w="110" w:type="dxa"/>
+              <w:right w:w="110" w:type="dxa"/>
+            </w:tcMar>
+          </w:tcPr>
+          <w:p>
+            <w:pPr>
+              <w:spacing w:before="0" w:after="0" w:line="276" w:lineRule="auto"/>
+              <w:jc w:val="both"/>
+            </w:pPr>
+            <w:r>
+              <w:rPr>
+                <w:rFonts w:ascii="Arial" w:hAnsi="Arial"/>
+                <w:b w:val="0"/>
+                <w:sz w:val="19"/>
+              </w:rPr>
+              <w:t>KAK dan RAB Final disetujui sebagai acuan pelaksanaan dengan pagu Rp 413.000.000,- dan realisasi berbasis kebutuhan riil (at cost).</w:t>
+            </w:r>
+          </w:p>
+        </w:tc>
+        <w:tc>
+          <w:tcPr>
+            <w:tcW w:type="dxa" w:w="2041"/>
+            <w:vAlign w:val="center"/>
+            <w:tcMar>
+              <w:top w:w="75" w:type="dxa"/>
+              <w:bottom w:w="75" w:type="dxa"/>
+              <w:left w:w="110" w:type="dxa"/>
+              <w:right w:w="110" w:type="dxa"/>
+            </w:tcMar>
+          </w:tcPr>
+          <w:p>
+            <w:pPr>
+              <w:spacing w:before="0" w:after="0" w:line="276" w:lineRule="auto"/>
+              <w:jc w:val="left"/>
+            </w:pPr>
+            <w:r>
+              <w:rPr>
+                <w:rFonts w:ascii="Arial" w:hAnsi="Arial"/>
+                <w:b w:val="0"/>
+                <w:sz w:val="19"/>
+              </w:rPr>
+              <w:t>PPK &amp; Tim Persiapan</w:t>
+            </w:r>
+          </w:p>
+        </w:tc>
+      </w:tr>
+      <w:tr>
+        <w:trPr>
+          <w:cantSplit/>
+        </w:trPr>
+        <w:tc>
+          <w:tcPr>
+            <w:tcW w:type="dxa" w:w="510"/>
+            <w:vAlign w:val="center"/>
+            <w:tcMar>
+              <w:top w:w="75" w:type="dxa"/>
+              <w:bottom w:w="75" w:type="dxa"/>
+              <w:left w:w="110" w:type="dxa"/>
+              <w:right w:w="110" w:type="dxa"/>
+            </w:tcMar>
+          </w:tcPr>
+          <w:p>
+            <w:pPr>
+              <w:spacing w:before="0" w:after="0" w:line="276" w:lineRule="auto"/>
+              <w:jc w:val="center"/>
+            </w:pPr>
+            <w:r>
+              <w:rPr>
+                <w:rFonts w:ascii="Arial" w:hAnsi="Arial"/>
+                <w:b w:val="0"/>
+                <w:sz w:val="19"/>
+              </w:rPr>
+              <w:t>2</w:t>
+            </w:r>
+          </w:p>
+        </w:tc>
+        <w:tc>
+          <w:tcPr>
+            <w:tcW w:type="dxa" w:w="2154"/>
+            <w:vAlign w:val="center"/>
+            <w:tcMar>
+              <w:top w:w="75" w:type="dxa"/>
+              <w:bottom w:w="75" w:type="dxa"/>
+              <w:left w:w="110" w:type="dxa"/>
+              <w:right w:w="110" w:type="dxa"/>
+            </w:tcMar>
+          </w:tcPr>
+          <w:p>
+            <w:pPr>
+              <w:spacing w:before="0" w:after="0" w:line="276" w:lineRule="auto"/>
+              <w:jc w:val="left"/>
+            </w:pPr>
+            <w:r>
+              <w:rPr>
+                <w:rFonts w:ascii="Arial" w:hAnsi="Arial"/>
+                <w:b w:val="0"/>
+                <w:sz w:val="19"/>
+              </w:rPr>
+              <w:t>Kebutuhan Bahan (521211)</w:t>
+            </w:r>
+          </w:p>
+        </w:tc>
+        <w:tc>
+          <w:tcPr>
+            <w:tcW w:type="dxa" w:w="4649"/>
+            <w:vAlign w:val="center"/>
+            <w:tcMar>
+              <w:top w:w="75" w:type="dxa"/>
+              <w:bottom w:w="75" w:type="dxa"/>
+              <w:left w:w="110" w:type="dxa"/>
+              <w:right w:w="110" w:type="dxa"/>
+            </w:tcMar>
+          </w:tcPr>
+          <w:p>
+            <w:pPr>
+              <w:spacing w:before="0" w:after="0" w:line="276" w:lineRule="auto"/>
+              <w:jc w:val="both"/>
+            </w:pPr>
+            <w:r>
+              <w:rPr>
+                <w:rFonts w:ascii="Arial" w:hAnsi="Arial"/>
+                <w:b w:val="0"/>
+                <w:sz w:val="19"/>
+              </w:rPr>
+              <w:t>Pengadaan ATK dan Computer Supplies dilakukan sesuai kebutuhan riil operasional pemberkasan administrasi dan laporan teknis SPPG.</w:t>
+            </w:r>
+          </w:p>
+        </w:tc>
+        <w:tc>
+          <w:tcPr>
+            <w:tcW w:type="dxa" w:w="2041"/>
+            <w:vAlign w:val="center"/>
+            <w:tcMar>
+              <w:top w:w="75" w:type="dxa"/>
+              <w:bottom w:w="75" w:type="dxa"/>
+              <w:left w:w="110" w:type="dxa"/>
+              <w:right w:w="110" w:type="dxa"/>
+            </w:tcMar>
+          </w:tcPr>
+          <w:p>
+            <w:pPr>
+              <w:spacing w:before="0" w:after="0" w:line="276" w:lineRule="auto"/>
+              <w:jc w:val="left"/>
+            </w:pPr>
+            <w:r>
+              <w:rPr>
+                <w:rFonts w:ascii="Arial" w:hAnsi="Arial"/>
+                <w:b w:val="0"/>
+                <w:sz w:val="19"/>
+              </w:rPr>
+              <w:t>Tim Pelaksana</w:t>
+            </w:r>
+          </w:p>
+        </w:tc>
+      </w:tr>
+      <w:tr>
+        <w:trPr>
+          <w:cantSplit/>
+        </w:trPr>
+        <w:tc>
+          <w:tcPr>
+            <w:tcW w:type="dxa" w:w="510"/>
+            <w:vAlign w:val="center"/>
+            <w:tcMar>
+              <w:top w:w="75" w:type="dxa"/>
+              <w:bottom w:w="75" w:type="dxa"/>
+              <w:left w:w="110" w:type="dxa"/>
+              <w:right w:w="110" w:type="dxa"/>
+            </w:tcMar>
+          </w:tcPr>
+          <w:p>
+            <w:pPr>
+              <w:spacing w:before="0" w:after="0" w:line="276" w:lineRule="auto"/>
+              <w:jc w:val="center"/>
+            </w:pPr>
+            <w:r>
+              <w:rPr>
+                <w:rFonts w:ascii="Arial" w:hAnsi="Arial"/>
+                <w:b w:val="0"/>
+                <w:sz w:val="19"/>
+              </w:rPr>
+              <w:t>3</w:t>
+            </w:r>
+          </w:p>
+        </w:tc>
+        <w:tc>
+          <w:tcPr>
+            <w:tcW w:type="dxa" w:w="2154"/>
+            <w:vAlign w:val="center"/>
+            <w:tcMar>
+              <w:top w:w="75" w:type="dxa"/>
+              <w:bottom w:w="75" w:type="dxa"/>
+              <w:left w:w="110" w:type="dxa"/>
+              <w:right w:w="110" w:type="dxa"/>
+            </w:tcMar>
+          </w:tcPr>
+          <w:p>
+            <w:pPr>
+              <w:spacing w:before="0" w:after="0" w:line="276" w:lineRule="auto"/>
+              <w:jc w:val="left"/>
+            </w:pPr>
+            <w:r>
+              <w:rPr>
+                <w:rFonts w:ascii="Arial" w:hAnsi="Arial"/>
+                <w:b w:val="0"/>
+                <w:sz w:val="19"/>
+              </w:rPr>
+              <w:t>Perjalanan Dinas (524111 &amp; 524113)</w:t>
+            </w:r>
+          </w:p>
+        </w:tc>
+        <w:tc>
+          <w:tcPr>
+            <w:tcW w:type="dxa" w:w="4649"/>
+            <w:vAlign w:val="center"/>
+            <w:tcMar>
+              <w:top w:w="75" w:type="dxa"/>
+              <w:bottom w:w="75" w:type="dxa"/>
+              <w:left w:w="110" w:type="dxa"/>
+              <w:right w:w="110" w:type="dxa"/>
+            </w:tcMar>
+          </w:tcPr>
+          <w:p>
+            <w:pPr>
+              <w:spacing w:before="0" w:after="0" w:line="276" w:lineRule="auto"/>
+              <w:jc w:val="both"/>
+            </w:pPr>
+            <w:r>
+              <w:rPr>
+                <w:rFonts w:ascii="Arial" w:hAnsi="Arial"/>
+                <w:b w:val="0"/>
+                <w:sz w:val="19"/>
+              </w:rPr>
+              <w:t>Penugasan perjalanan dinas luar kota dan dalam kota wajib didasarkan pada Surat Tugas resmi, SPPD, bukti pengeluaran riil, dan laporan hasil perjalanan.</w:t>
+            </w:r>
+          </w:p>
+        </w:tc>
+        <w:tc>
+          <w:tcPr>
+            <w:tcW w:type="dxa" w:w="2041"/>
+            <w:vAlign w:val="center"/>
+            <w:tcMar>
+              <w:top w:w="75" w:type="dxa"/>
+              <w:bottom w:w="75" w:type="dxa"/>
+              <w:left w:w="110" w:type="dxa"/>
+              <w:right w:w="110" w:type="dxa"/>
+            </w:tcMar>
+          </w:tcPr>
+          <w:p>
+            <w:pPr>
+              <w:spacing w:before="0" w:after="0" w:line="276" w:lineRule="auto"/>
+              <w:jc w:val="left"/>
+            </w:pPr>
+            <w:r>
+              <w:rPr>
+                <w:rFonts w:ascii="Arial" w:hAnsi="Arial"/>
+                <w:b w:val="0"/>
+                <w:sz w:val="19"/>
+              </w:rPr>
+              <w:t>PPK &amp; Tim Pelaksana</w:t>
+            </w:r>
+          </w:p>
+        </w:tc>
+      </w:tr>
+      <w:tr>
+        <w:trPr>
+          <w:cantSplit/>
+        </w:trPr>
+        <w:tc>
+          <w:tcPr>
+            <w:tcW w:type="dxa" w:w="510"/>
+            <w:vAlign w:val="center"/>
+            <w:tcMar>
+              <w:top w:w="75" w:type="dxa"/>
+              <w:bottom w:w="75" w:type="dxa"/>
+              <w:left w:w="110" w:type="dxa"/>
+              <w:right w:w="110" w:type="dxa"/>
+            </w:tcMar>
+          </w:tcPr>
+          <w:p>
+            <w:pPr>
+              <w:spacing w:before="0" w:after="0" w:line="276" w:lineRule="auto"/>
+              <w:jc w:val="center"/>
+            </w:pPr>
+            <w:r>
+              <w:rPr>
+                <w:rFonts w:ascii="Arial" w:hAnsi="Arial"/>
+                <w:b w:val="0"/>
+                <w:sz w:val="19"/>
+              </w:rPr>
+              <w:t>4</w:t>
+            </w:r>
+          </w:p>
+        </w:tc>
+        <w:tc>
+          <w:tcPr>
+            <w:tcW w:type="dxa" w:w="2154"/>
+            <w:vAlign w:val="center"/>
+            <w:tcMar>
+              <w:top w:w="75" w:type="dxa"/>
+              <w:bottom w:w="75" w:type="dxa"/>
+              <w:left w:w="110" w:type="dxa"/>
+              <w:right w:w="110" w:type="dxa"/>
+            </w:tcMar>
+          </w:tcPr>
+          <w:p>
+            <w:pPr>
+              <w:spacing w:before="0" w:after="0" w:line="276" w:lineRule="auto"/>
+              <w:jc w:val="left"/>
+            </w:pPr>
+            <w:r>
+              <w:rPr>
+                <w:rFonts w:ascii="Arial" w:hAnsi="Arial"/>
+                <w:b w:val="0"/>
+                <w:sz w:val="19"/>
+              </w:rPr>
+              <w:t>Pengawasan &amp; Pelaporan</w:t>
+            </w:r>
+          </w:p>
+        </w:tc>
+        <w:tc>
+          <w:tcPr>
+            <w:tcW w:type="dxa" w:w="4649"/>
+            <w:vAlign w:val="center"/>
+            <w:tcMar>
+              <w:top w:w="75" w:type="dxa"/>
+              <w:bottom w:w="75" w:type="dxa"/>
+              <w:left w:w="110" w:type="dxa"/>
+              <w:right w:w="110" w:type="dxa"/>
+            </w:tcMar>
+          </w:tcPr>
+          <w:p>
+            <w:pPr>
+              <w:spacing w:before="0" w:after="0" w:line="276" w:lineRule="auto"/>
+              <w:jc w:val="both"/>
+            </w:pPr>
+            <w:r>
+              <w:rPr>
+                <w:rFonts w:ascii="Arial" w:hAnsi="Arial"/>
+                <w:b w:val="0"/>
+                <w:sz w:val="19"/>
+              </w:rPr>
+              <w:t>Tim Pengawas melakukan verifikasi administrasi, fisik, dan keuangan secara berkala sebelum serah terima akhir pekerjaan (BAST).</w:t>
+            </w:r>
+          </w:p>
+        </w:tc>
+        <w:tc>
+          <w:tcPr>
+            <w:tcW w:type="dxa" w:w="2041"/>
+            <w:vAlign w:val="center"/>
+            <w:tcMar>
+              <w:top w:w="75" w:type="dxa"/>
+              <w:bottom w:w="75" w:type="dxa"/>
+              <w:left w:w="110" w:type="dxa"/>
+              <w:right w:w="110" w:type="dxa"/>
+            </w:tcMar>
+          </w:tcPr>
+          <w:p>
+            <w:pPr>
+              <w:spacing w:before="0" w:after="0" w:line="276" w:lineRule="auto"/>
+              <w:jc w:val="left"/>
+            </w:pPr>
+            <w:r>
+              <w:rPr>
+                <w:rFonts w:ascii="Arial" w:hAnsi="Arial"/>
+                <w:b w:val="0"/>
+                <w:sz w:val="19"/>
+              </w:rPr>
+              <w:t>Tim Pengawas</w:t>
+            </w:r>
+          </w:p>
+        </w:tc>
+      </w:tr>
+    </w:tbl>
+    <w:p>
+      <w:pPr>
+        <w:spacing w:before="0" w:after="120"/>
+      </w:pPr>
+    </w:p>
+    <w:p>
+      <w:pPr>
+        <w:spacing w:before="0" w:after="120" w:line="300" w:lineRule="auto"/>
+        <w:jc w:val="both"/>
+      </w:pPr>
+      <w:r>
+        <w:rPr>
+          <w:rFonts w:ascii="Arial" w:hAnsi="Arial"/>
+          <w:b w:val="0"/>
+          <w:sz w:val="21"/>
+        </w:rPr>
+        <w:t>Demikian Berita Acara Pembahasan Persiapan Kegiatan Swakelola ini dibuat dengan sebenarnya untuk dipergunakan sebagai dasar penerbitan Surat Perintah Penugasan Pelaksanaan Swakelola.</w:t>
+      </w:r>
+    </w:p>
+    <w:tbl>
+      <w:tblPr>
+        <w:tblW w:type="auto" w:w="0"/>
+        <w:jc w:val="center"/>
+        <w:tblLayout w:type="fixed"/>
+        <w:tblLook w:firstColumn="1" w:firstRow="1" w:lastColumn="0" w:lastRow="0" w:noHBand="0" w:noVBand="1" w:val="04A0"/>
+        <w:tblBorders>
+          <w:top w:val="none" w:sz="0" w:space="0" w:color="auto"/>
+          <w:left w:val="none" w:sz="0" w:space="0" w:color="auto"/>
+          <w:bottom w:val="none" w:sz="0" w:space="0" w:color="auto"/>
+          <w:right w:val="none" w:sz="0" w:space="0" w:color="auto"/>
+          <w:insideH w:val="none" w:sz="0" w:space="0" w:color="auto"/>
+          <w:insideV w:val="none" w:sz="0" w:space="0" w:color="auto"/>
+        </w:tblBorders>
+      </w:tblPr>
+      <w:tblGrid>
+        <w:gridCol w:w="4677"/>
+        <w:gridCol w:w="4677"/>
+      </w:tblGrid>
+      <w:tr>
+        <w:trPr>
+          <w:cantSplit/>
+        </w:trPr>
+        <w:tc>
+          <w:tcPr>
+            <w:tcW w:type="dxa" w:w="4677"/>
+          </w:tcPr>
+          <w:p>
+            <w:pPr>
+              <w:spacing w:before="160" w:line="276" w:lineRule="auto"/>
+              <w:jc w:val="left"/>
+            </w:pPr>
+            <w:r>
+              <w:rPr>
+                <w:rFonts w:ascii="Arial" w:hAnsi="Arial"/>
+                <w:sz w:val="21"/>
+              </w:rPr>
+              <w:t>Pejabat Pembuat Komitmen,</w:t>
+              <w:br/>
+            </w:r>
+            <w:r>
+              <w:rPr>
+                <w:rFonts w:ascii="Arial" w:hAnsi="Arial"/>
+                <w:b/>
+                <w:sz w:val="21"/>
+              </w:rPr>
+              <w:t>Pejabat Pembuat Komitmen (PPK)</w:t>
+              <w:br/>
+              <w:t>Satker Pelaksanaan Prasarana Strategis Riau,</w:t>
               <w:br/>
               <w:br/>
               <w:br/>
               <w:br/>
+            </w:r>
+            <w:r>
+              <w:rPr>
+                <w:rFonts w:ascii="Arial" w:hAnsi="Arial"/>
+                <w:b/>
+                <w:sz w:val="21"/>
+                <w:u w:val="single"/>
+              </w:rPr>
               <w:t>Nurhidayat Nugroho, S.Ars.</w:t>
               <w:br/>
+            </w:r>
+            <w:r>
+              <w:rPr>
+                <w:rFonts w:ascii="Arial" w:hAnsi="Arial"/>
+                <w:sz w:val="21"/>
+              </w:rPr>
               <w:t>NIP. 19901221 201802 1 001</w:t>
+            </w:r>
+          </w:p>
+        </w:tc>
+        <w:tc>
+          <w:tcPr>
+            <w:tcW w:type="dxa" w:w="4677"/>
+          </w:tcPr>
+          <w:p>
+            <w:pPr>
+              <w:spacing w:before="160" w:line="276" w:lineRule="auto"/>
+              <w:jc w:val="left"/>
+            </w:pPr>
+            <w:r>
+              <w:rPr>
+                <w:rFonts w:ascii="Arial" w:hAnsi="Arial"/>
+                <w:sz w:val="21"/>
+              </w:rPr>
+              <w:t>Pekanbaru, 25 September 2025</w:t>
+              <w:br/>
+              <w:t>Tim Persiapan Swakelola,</w:t>
+              <w:br/>
+            </w:r>
+            <w:r>
+              <w:rPr>
+                <w:rFonts w:ascii="Arial" w:hAnsi="Arial"/>
+                <w:b/>
+                <w:sz w:val="21"/>
+              </w:rPr>
+              <w:t>Ketua Tim Persiapan,</w:t>
+              <w:br/>
+              <w:br/>
+              <w:br/>
+              <w:br/>
+            </w:r>
+            <w:r>
+              <w:rPr>
+                <w:rFonts w:ascii="Arial" w:hAnsi="Arial"/>
+                <w:b/>
+                <w:sz w:val="21"/>
+                <w:u w:val="single"/>
+              </w:rPr>
+              <w:t>Nurulia Sefriandari, S.T.</w:t>
+              <w:br/>
+            </w:r>
+            <w:r>
+              <w:rPr>
+                <w:rFonts w:ascii="Arial" w:hAnsi="Arial"/>
+                <w:sz w:val="21"/>
+              </w:rPr>
+              <w:t>NIP. 19950912 202012 2 004</w:t>
             </w:r>
           </w:p>
         </w:tc>
       </w:tr>
     </w:tbl>
     <w:sectPr>
-      <w:pgSz w:w="12240" w:h="15840"/>
-      <w:pgMar w:top="1440" w:right="1800" w:bottom="1440" w:left="1800" w:header="720" w:footer="720" w:gutter="0"/>
+      <w:pgSz w:w="11906" w:h="16838"/>
+      <w:pgMar w:top="1020" w:right="1276" w:bottom="1134" w:left="1276" w:header="720" w:footer="720" w:gutter="0"/>
       <w:cols w:space="720"/>
       <w:docGrid w:linePitch="360"/>
     </w:sectPr>
@@ -590,6 +1456,14 @@
     <w:name w:val="Normal"/>
     <w:qFormat/>
     <w:rsid w:val="00FC693F"/>
+    <w:pPr>
+      <w:spacing w:line="288" w:lineRule="auto" w:after="80"/>
+    </w:pPr>
+    <w:rPr>
+      <w:rFonts w:ascii="Arial" w:hAnsi="Arial"/>
+      <w:color w:val="000000"/>
+      <w:sz w:val="21"/>
+    </w:rPr>
   </w:style>
   <w:style w:type="paragraph" w:styleId="Header">
     <w:name w:val="header"/>
